--- a/requirements/downloads/25_优惠券管理 PRD.docx
+++ b/requirements/downloads/25_优惠券管理 PRD.docx
@@ -1062,7 +1062,7 @@
                 <w:color w:val="29242D"/>
                 <w:sz w:val="18"/>
               </w:rPr>
-              <w:t>按分派和allowedActions执行</w:t>
+              <w:t>按分派和当前允许操作执行</w:t>
             </w:r>
           </w:p>
         </w:tc>
@@ -1141,40 +1141,7 @@
         <w:keepNext/>
         <w:jc w:val="center"/>
       </w:pPr>
-      <w:r>
-        <w:drawing>
-          <wp:inline xmlns:a="http://schemas.openxmlformats.org/drawingml/2006/main" xmlns:pic="http://schemas.openxmlformats.org/drawingml/2006/picture">
-            <wp:extent cx="5943600" cy="2835097"/>
-            <wp:docPr id="1" name="Picture 1"/>
-            <wp:cNvGraphicFramePr>
-              <a:graphicFrameLocks noChangeAspect="1"/>
-            </wp:cNvGraphicFramePr>
-            <a:graphic>
-              <a:graphicData uri="http://schemas.openxmlformats.org/drawingml/2006/picture">
-                <pic:pic>
-                  <pic:nvPicPr>
-                    <pic:cNvPr id="0" name="营销核销.png"/>
-                    <pic:cNvPicPr/>
-                  </pic:nvPicPr>
-                  <pic:blipFill>
-                    <a:blip r:embed="rId11"/>
-                    <a:stretch>
-                      <a:fillRect/>
-                    </a:stretch>
-                  </pic:blipFill>
-                  <pic:spPr>
-                    <a:xfrm>
-                      <a:off x="0" y="0"/>
-                      <a:ext cx="5943600" cy="2835097"/>
-                    </a:xfrm>
-                    <a:prstGeom prst="rect"/>
-                  </pic:spPr>
-                </pic:pic>
-              </a:graphicData>
-            </a:graphic>
-          </wp:inline>
-        </w:drawing>
-      </w:r>
+      <w:r/>
     </w:p>
     <w:p>
       <w:pPr>
@@ -1725,7 +1692,7 @@
                 <w:color w:val="29242D"/>
                 <w:sz w:val="17"/>
               </w:rPr>
-              <w:t>支持关键词、状态、门店/负责人和时间筛选；详情展示关联对象、allowedActions和审计时间线。</w:t>
+              <w:t>支持关键词、状态、门店/负责人和时间筛选；详情展示关联对象、当前允许操作和审计时间线。</w:t>
             </w:r>
           </w:p>
         </w:tc>
@@ -2055,7 +2022,7 @@
                 <w:color w:val="29242D"/>
                 <w:sz w:val="17"/>
               </w:rPr>
-              <w:t>实际状态以本模块规则和allowedActions为准</w:t>
+              <w:t>实际状态以本模块规则和当前允许操作为准</w:t>
             </w:r>
           </w:p>
         </w:tc>
@@ -2181,7 +2148,7 @@
           <w:color w:val="29242D"/>
           <w:sz w:val="20"/>
         </w:rPr>
-        <w:t>跨端提交先落后台业务记录并返回业务编号；重复clientRequestId返回原结果。</w:t>
+        <w:t>跨端提交先落后台业务记录并返回业务编号；重复客户端请求编号返回原结果。</w:t>
       </w:r>
     </w:p>
     <w:p>
@@ -2348,7 +2315,7 @@
                 <w:color w:val="29242D"/>
                 <w:sz w:val="17"/>
               </w:rPr>
-              <w:t>所有对象返回id、businessNo、version、createdAt、updatedAt；业务编号不可用展示文案替代。</w:t>
+              <w:t>所有对象返回id、业务单号、数据版本、创建时间、更新时间；业务编号不可用展示文案替代。</w:t>
             </w:r>
           </w:p>
         </w:tc>
@@ -2403,7 +2370,7 @@
                 <w:color w:val="29242D"/>
                 <w:sz w:val="17"/>
               </w:rPr>
-              <w:t>携带clientRequestId与expectedVersion；服务端校验身份、数据范围、状态与必填。</w:t>
+              <w:t>携带客户端请求编号与预期数据版本；服务端校验身份、数据范围、状态与必填。</w:t>
             </w:r>
           </w:p>
         </w:tc>
@@ -2458,7 +2425,7 @@
                 <w:color w:val="29242D"/>
                 <w:sz w:val="17"/>
               </w:rPr>
-              <w:t>返回allowedActions；客户端只作展示控制，后端仍逐动作鉴权。</w:t>
+              <w:t>返回当前允许操作；客户端只作展示控制，后端仍逐动作鉴权。</w:t>
             </w:r>
           </w:p>
         </w:tc>
@@ -2623,7 +2590,7 @@
                 <w:color w:val="29242D"/>
                 <w:sz w:val="17"/>
               </w:rPr>
-              <w:t>服务器时间、Asia/Hong_Kong业务日；金额用最小货币单位并显式币种。</w:t>
+              <w:t>服务器时间、香港时间业务日；金额用最小货币单位并显式币种。</w:t>
             </w:r>
           </w:p>
         </w:tc>
@@ -2669,7 +2636,7 @@
           <w:color w:val="29242D"/>
           <w:sz w:val="20"/>
         </w:rPr>
-        <w:t>409 VERSION_CONFLICT要求刷新详情和allowedActions，禁止最后写入覆盖。</w:t>
+        <w:t>409 数据版本冲突要求刷新详情和当前允许操作，禁止最后写入覆盖。</w:t>
       </w:r>
     </w:p>
     <w:p>
